--- a/Tailored_CVs/Shinoy_Carhartt_EMEA_PAC_Content_QA_Analyst.docx
+++ b/Tailored_CVs/Shinoy_Carhartt_EMEA_PAC_Content_QA_Analyst.docx
@@ -70,7 +70,7 @@
           <w:b w:val="0"/>
           <w:sz w:val="19"/>
         </w:rPr>
-        <w:t>I am a QA engineer with extensive experience testing web applications and ensuring high quality standards. Based in Amstelveen with a valid EU residence permit, I bring a strong background in manual and automated testing across desktop and mobile platforms. I focus on attention to detail, clear defect documentation, and collaborating with cross-functional teams to deliver reliable user experiences.</w:t>
+        <w:t>I am a QA engineer with experience in website testing, defect tracking, and working closely with development teams in agile environments. Based in Amstelveen with a valid EU residence permit, I focus on attention to detail and clear communication to ensure quality releases across devices. I bring hands-on experience in manual and automated testing, along with familiarity using AI tools like Gemini Code Assist to support test tasks.</w:t>
       </w:r>
     </w:p>
     <w:p>
@@ -288,7 +288,7 @@
           <w:b w:val="0"/>
           <w:sz w:val="18"/>
         </w:rPr>
-        <w:t>▸ Executed comprehensive quality assurance testing across mobile, tablet, and desktop devices to verify digital content accuracy and functionality prior to golive.</w:t>
+        <w:t>▸ Executed quality assurance testing on digital content to ensure proper functionality and visual display across mobile, tablet, and desktop devices.</w:t>
       </w:r>
     </w:p>
     <w:p>
@@ -301,7 +301,7 @@
           <w:b w:val="0"/>
           <w:sz w:val="18"/>
         </w:rPr>
-        <w:t>▸ Recorded and documented test results against expected outcomes, maintaining QA checklists and tracking issues effectively.</w:t>
+        <w:t>▸ Documented actual results against expected outcomes and reported bugs accurately using JIRA, maintaining clear communication with crossfunctional partners.</w:t>
       </w:r>
     </w:p>
     <w:p>
@@ -314,7 +314,7 @@
           <w:b w:val="0"/>
           <w:sz w:val="18"/>
         </w:rPr>
-        <w:t>▸ Participated actively in agile scrums, grooming sessions, and sprint retrospectives to align on release goals.</w:t>
+        <w:t>▸ Participated actively in agile ceremonies including daily scrums, grooming sessions, and sprint retrospectives to align on upcoming release requirements.</w:t>
       </w:r>
     </w:p>
     <w:p>
@@ -327,7 +327,7 @@
           <w:b w:val="0"/>
           <w:sz w:val="18"/>
         </w:rPr>
-        <w:t>▸ Streamlined test generation and defect tracking workflows using modern tools and structured processes to support rapid feedback cycles.</w:t>
+        <w:t>▸ Streamlined test documentation and support tasks by utilizing AI tools like Gemini Code Assist to generate scripts and verify workflows.</w:t>
       </w:r>
     </w:p>
     <w:p>
